--- a/fuentes/CFA1_33130209_DU.docx
+++ b/fuentes/CFA1_33130209_DU.docx
@@ -563,7 +563,7 @@
           <w:r>
             <w:fldChar w:fldCharType="separate"/>
           </w:r>
-          <w:hyperlink w:anchor="_Toc232183262" w:history="1">
+          <w:hyperlink w:anchor="_Toc233711205" w:history="1">
             <w:r>
               <w:rPr>
                 <w:rStyle w:val="Hipervnculo"/>
@@ -590,7 +590,7 @@
                 <w:noProof/>
                 <w:webHidden/>
               </w:rPr>
-              <w:instrText xml:space="preserve"> PAGEREF _Toc232183262 \h </w:instrText>
+              <w:instrText xml:space="preserve"> PAGEREF _Toc233711205 \h </w:instrText>
             </w:r>
             <w:r>
               <w:rPr>
@@ -636,7 +636,7 @@
               <w14:ligatures w14:val="none"/>
             </w:rPr>
           </w:pPr>
-          <w:hyperlink w:anchor="_Toc232183263" w:history="1">
+          <w:hyperlink w:anchor="_Toc233711206" w:history="1">
             <w:r>
               <w:rPr>
                 <w:rStyle w:val="Hipervnculo"/>
@@ -663,7 +663,7 @@
                 <w:noProof/>
                 <w:webHidden/>
               </w:rPr>
-              <w:instrText xml:space="preserve"> PAGEREF _Toc232183263 \h </w:instrText>
+              <w:instrText xml:space="preserve"> PAGEREF _Toc233711206 \h </w:instrText>
             </w:r>
             <w:r>
               <w:rPr>
@@ -709,7 +709,7 @@
               <w14:ligatures w14:val="none"/>
             </w:rPr>
           </w:pPr>
-          <w:hyperlink w:anchor="_Toc232183264" w:history="1">
+          <w:hyperlink w:anchor="_Toc233711207" w:history="1">
             <w:r>
               <w:rPr>
                 <w:rStyle w:val="Hipervnculo"/>
@@ -736,7 +736,7 @@
                 <w:noProof/>
                 <w:webHidden/>
               </w:rPr>
-              <w:instrText xml:space="preserve"> PAGEREF _Toc232183264 \h </w:instrText>
+              <w:instrText xml:space="preserve"> PAGEREF _Toc233711207 \h </w:instrText>
             </w:r>
             <w:r>
               <w:rPr>
@@ -782,7 +782,7 @@
               <w14:ligatures w14:val="none"/>
             </w:rPr>
           </w:pPr>
-          <w:hyperlink w:anchor="_Toc232183265" w:history="1">
+          <w:hyperlink w:anchor="_Toc233711208" w:history="1">
             <w:r>
               <w:rPr>
                 <w:rStyle w:val="Hipervnculo"/>
@@ -809,7 +809,7 @@
                 <w:noProof/>
                 <w:webHidden/>
               </w:rPr>
-              <w:instrText xml:space="preserve"> PAGEREF _Toc232183265 \h </w:instrText>
+              <w:instrText xml:space="preserve"> PAGEREF _Toc233711208 \h </w:instrText>
             </w:r>
             <w:r>
               <w:rPr>
@@ -855,7 +855,7 @@
               <w14:ligatures w14:val="none"/>
             </w:rPr>
           </w:pPr>
-          <w:hyperlink w:anchor="_Toc232183266" w:history="1">
+          <w:hyperlink w:anchor="_Toc233711209" w:history="1">
             <w:r>
               <w:rPr>
                 <w:rStyle w:val="Hipervnculo"/>
@@ -882,7 +882,7 @@
                 <w:noProof/>
                 <w:webHidden/>
               </w:rPr>
-              <w:instrText xml:space="preserve"> PAGEREF _Toc232183266 \h </w:instrText>
+              <w:instrText xml:space="preserve"> PAGEREF _Toc233711209 \h </w:instrText>
             </w:r>
             <w:r>
               <w:rPr>
@@ -928,7 +928,7 @@
               <w14:ligatures w14:val="none"/>
             </w:rPr>
           </w:pPr>
-          <w:hyperlink w:anchor="_Toc232183267" w:history="1">
+          <w:hyperlink w:anchor="_Toc233711210" w:history="1">
             <w:r>
               <w:rPr>
                 <w:rStyle w:val="Hipervnculo"/>
@@ -955,7 +955,7 @@
                 <w:noProof/>
                 <w:webHidden/>
               </w:rPr>
-              <w:instrText xml:space="preserve"> PAGEREF _Toc232183267 \h </w:instrText>
+              <w:instrText xml:space="preserve"> PAGEREF _Toc233711210 \h </w:instrText>
             </w:r>
             <w:r>
               <w:rPr>
@@ -1001,7 +1001,7 @@
               <w14:ligatures w14:val="none"/>
             </w:rPr>
           </w:pPr>
-          <w:hyperlink w:anchor="_Toc232183268" w:history="1">
+          <w:hyperlink w:anchor="_Toc233711211" w:history="1">
             <w:r>
               <w:rPr>
                 <w:rStyle w:val="Hipervnculo"/>
@@ -1028,7 +1028,7 @@
                 <w:noProof/>
                 <w:webHidden/>
               </w:rPr>
-              <w:instrText xml:space="preserve"> PAGEREF _Toc232183268 \h </w:instrText>
+              <w:instrText xml:space="preserve"> PAGEREF _Toc233711211 \h </w:instrText>
             </w:r>
             <w:r>
               <w:rPr>
@@ -1074,7 +1074,7 @@
               <w14:ligatures w14:val="none"/>
             </w:rPr>
           </w:pPr>
-          <w:hyperlink w:anchor="_Toc232183269" w:history="1">
+          <w:hyperlink w:anchor="_Toc233711212" w:history="1">
             <w:r>
               <w:rPr>
                 <w:rStyle w:val="Hipervnculo"/>
@@ -1101,7 +1101,7 @@
                 <w:noProof/>
                 <w:webHidden/>
               </w:rPr>
-              <w:instrText xml:space="preserve"> PAGEREF _Toc232183269 \h </w:instrText>
+              <w:instrText xml:space="preserve"> PAGEREF _Toc233711212 \h </w:instrText>
             </w:r>
             <w:r>
               <w:rPr>
@@ -1147,7 +1147,7 @@
               <w14:ligatures w14:val="none"/>
             </w:rPr>
           </w:pPr>
-          <w:hyperlink w:anchor="_Toc232183270" w:history="1">
+          <w:hyperlink w:anchor="_Toc233711213" w:history="1">
             <w:r>
               <w:rPr>
                 <w:rStyle w:val="Hipervnculo"/>
@@ -1174,7 +1174,7 @@
                 <w:noProof/>
                 <w:webHidden/>
               </w:rPr>
-              <w:instrText xml:space="preserve"> PAGEREF _Toc232183270 \h </w:instrText>
+              <w:instrText xml:space="preserve"> PAGEREF _Toc233711213 \h </w:instrText>
             </w:r>
             <w:r>
               <w:rPr>
@@ -1220,7 +1220,7 @@
               <w14:ligatures w14:val="none"/>
             </w:rPr>
           </w:pPr>
-          <w:hyperlink w:anchor="_Toc232183271" w:history="1">
+          <w:hyperlink w:anchor="_Toc233711214" w:history="1">
             <w:r>
               <w:rPr>
                 <w:rStyle w:val="Hipervnculo"/>
@@ -1247,7 +1247,7 @@
                 <w:noProof/>
                 <w:webHidden/>
               </w:rPr>
-              <w:instrText xml:space="preserve"> PAGEREF _Toc232183271 \h </w:instrText>
+              <w:instrText xml:space="preserve"> PAGEREF _Toc233711214 \h </w:instrText>
             </w:r>
             <w:r>
               <w:rPr>
@@ -1293,7 +1293,7 @@
               <w14:ligatures w14:val="none"/>
             </w:rPr>
           </w:pPr>
-          <w:hyperlink w:anchor="_Toc232183272" w:history="1">
+          <w:hyperlink w:anchor="_Toc233711215" w:history="1">
             <w:r>
               <w:rPr>
                 <w:rStyle w:val="Hipervnculo"/>
@@ -1320,7 +1320,7 @@
                 <w:noProof/>
                 <w:webHidden/>
               </w:rPr>
-              <w:instrText xml:space="preserve"> PAGEREF _Toc232183272 \h </w:instrText>
+              <w:instrText xml:space="preserve"> PAGEREF _Toc233711215 \h </w:instrText>
             </w:r>
             <w:r>
               <w:rPr>
@@ -1366,7 +1366,7 @@
               <w14:ligatures w14:val="none"/>
             </w:rPr>
           </w:pPr>
-          <w:hyperlink w:anchor="_Toc232183273" w:history="1">
+          <w:hyperlink w:anchor="_Toc233711216" w:history="1">
             <w:r>
               <w:rPr>
                 <w:rStyle w:val="Hipervnculo"/>
@@ -1393,7 +1393,7 @@
                 <w:noProof/>
                 <w:webHidden/>
               </w:rPr>
-              <w:instrText xml:space="preserve"> PAGEREF _Toc232183273 \h </w:instrText>
+              <w:instrText xml:space="preserve"> PAGEREF _Toc233711216 \h </w:instrText>
             </w:r>
             <w:r>
               <w:rPr>
@@ -1439,7 +1439,7 @@
               <w14:ligatures w14:val="none"/>
             </w:rPr>
           </w:pPr>
-          <w:hyperlink w:anchor="_Toc232183274" w:history="1">
+          <w:hyperlink w:anchor="_Toc233711217" w:history="1">
             <w:r>
               <w:rPr>
                 <w:rStyle w:val="Hipervnculo"/>
@@ -1466,7 +1466,7 @@
                 <w:noProof/>
                 <w:webHidden/>
               </w:rPr>
-              <w:instrText xml:space="preserve"> PAGEREF _Toc232183274 \h </w:instrText>
+              <w:instrText xml:space="preserve"> PAGEREF _Toc233711217 \h </w:instrText>
             </w:r>
             <w:r>
               <w:rPr>
@@ -1512,7 +1512,7 @@
               <w14:ligatures w14:val="none"/>
             </w:rPr>
           </w:pPr>
-          <w:hyperlink w:anchor="_Toc232183275" w:history="1">
+          <w:hyperlink w:anchor="_Toc233711218" w:history="1">
             <w:r>
               <w:rPr>
                 <w:rStyle w:val="Hipervnculo"/>
@@ -1539,7 +1539,7 @@
                 <w:noProof/>
                 <w:webHidden/>
               </w:rPr>
-              <w:instrText xml:space="preserve"> PAGEREF _Toc232183275 \h </w:instrText>
+              <w:instrText xml:space="preserve"> PAGEREF _Toc233711218 \h </w:instrText>
             </w:r>
             <w:r>
               <w:rPr>
@@ -1585,7 +1585,7 @@
               <w14:ligatures w14:val="none"/>
             </w:rPr>
           </w:pPr>
-          <w:hyperlink w:anchor="_Toc232183276" w:history="1">
+          <w:hyperlink w:anchor="_Toc233711219" w:history="1">
             <w:r>
               <w:rPr>
                 <w:rStyle w:val="Hipervnculo"/>
@@ -1612,7 +1612,7 @@
                 <w:noProof/>
                 <w:webHidden/>
               </w:rPr>
-              <w:instrText xml:space="preserve"> PAGEREF _Toc232183276 \h </w:instrText>
+              <w:instrText xml:space="preserve"> PAGEREF _Toc233711219 \h </w:instrText>
             </w:r>
             <w:r>
               <w:rPr>
@@ -1658,7 +1658,7 @@
               <w14:ligatures w14:val="none"/>
             </w:rPr>
           </w:pPr>
-          <w:hyperlink w:anchor="_Toc232183277" w:history="1">
+          <w:hyperlink w:anchor="_Toc233711220" w:history="1">
             <w:r>
               <w:rPr>
                 <w:rStyle w:val="Hipervnculo"/>
@@ -1685,7 +1685,7 @@
                 <w:noProof/>
                 <w:webHidden/>
               </w:rPr>
-              <w:instrText xml:space="preserve"> PAGEREF _Toc232183277 \h </w:instrText>
+              <w:instrText xml:space="preserve"> PAGEREF _Toc233711220 \h </w:instrText>
             </w:r>
             <w:r>
               <w:rPr>
@@ -1731,7 +1731,7 @@
               <w14:ligatures w14:val="none"/>
             </w:rPr>
           </w:pPr>
-          <w:hyperlink w:anchor="_Toc232183278" w:history="1">
+          <w:hyperlink w:anchor="_Toc233711221" w:history="1">
             <w:r>
               <w:rPr>
                 <w:rStyle w:val="Hipervnculo"/>
@@ -1758,7 +1758,7 @@
                 <w:noProof/>
                 <w:webHidden/>
               </w:rPr>
-              <w:instrText xml:space="preserve"> PAGEREF _Toc232183278 \h </w:instrText>
+              <w:instrText xml:space="preserve"> PAGEREF _Toc233711221 \h </w:instrText>
             </w:r>
             <w:r>
               <w:rPr>
@@ -1804,7 +1804,7 @@
               <w14:ligatures w14:val="none"/>
             </w:rPr>
           </w:pPr>
-          <w:hyperlink w:anchor="_Toc232183279" w:history="1">
+          <w:hyperlink w:anchor="_Toc233711222" w:history="1">
             <w:r>
               <w:rPr>
                 <w:rStyle w:val="Hipervnculo"/>
@@ -1831,7 +1831,7 @@
                 <w:noProof/>
                 <w:webHidden/>
               </w:rPr>
-              <w:instrText xml:space="preserve"> PAGEREF _Toc232183279 \h </w:instrText>
+              <w:instrText xml:space="preserve"> PAGEREF _Toc233711222 \h </w:instrText>
             </w:r>
             <w:r>
               <w:rPr>
@@ -1877,7 +1877,7 @@
               <w14:ligatures w14:val="none"/>
             </w:rPr>
           </w:pPr>
-          <w:hyperlink w:anchor="_Toc232183280" w:history="1">
+          <w:hyperlink w:anchor="_Toc233711223" w:history="1">
             <w:r>
               <w:rPr>
                 <w:rStyle w:val="Hipervnculo"/>
@@ -1904,7 +1904,7 @@
                 <w:noProof/>
                 <w:webHidden/>
               </w:rPr>
-              <w:instrText xml:space="preserve"> PAGEREF _Toc232183280 \h </w:instrText>
+              <w:instrText xml:space="preserve"> PAGEREF _Toc233711223 \h </w:instrText>
             </w:r>
             <w:r>
               <w:rPr>
@@ -1950,7 +1950,7 @@
               <w14:ligatures w14:val="none"/>
             </w:rPr>
           </w:pPr>
-          <w:hyperlink w:anchor="_Toc232183281" w:history="1">
+          <w:hyperlink w:anchor="_Toc233711224" w:history="1">
             <w:r>
               <w:rPr>
                 <w:rStyle w:val="Hipervnculo"/>
@@ -1977,7 +1977,7 @@
                 <w:noProof/>
                 <w:webHidden/>
               </w:rPr>
-              <w:instrText xml:space="preserve"> PAGEREF _Toc232183281 \h </w:instrText>
+              <w:instrText xml:space="preserve"> PAGEREF _Toc233711224 \h </w:instrText>
             </w:r>
             <w:r>
               <w:rPr>
@@ -2023,7 +2023,7 @@
               <w14:ligatures w14:val="none"/>
             </w:rPr>
           </w:pPr>
-          <w:hyperlink w:anchor="_Toc232183282" w:history="1">
+          <w:hyperlink w:anchor="_Toc233711225" w:history="1">
             <w:r>
               <w:rPr>
                 <w:rStyle w:val="Hipervnculo"/>
@@ -2050,7 +2050,7 @@
                 <w:noProof/>
                 <w:webHidden/>
               </w:rPr>
-              <w:instrText xml:space="preserve"> PAGEREF _Toc232183282 \h </w:instrText>
+              <w:instrText xml:space="preserve"> PAGEREF _Toc233711225 \h </w:instrText>
             </w:r>
             <w:r>
               <w:rPr>
@@ -2096,7 +2096,7 @@
               <w14:ligatures w14:val="none"/>
             </w:rPr>
           </w:pPr>
-          <w:hyperlink w:anchor="_Toc232183283" w:history="1">
+          <w:hyperlink w:anchor="_Toc233711226" w:history="1">
             <w:r>
               <w:rPr>
                 <w:rStyle w:val="Hipervnculo"/>
@@ -2123,7 +2123,7 @@
                 <w:noProof/>
                 <w:webHidden/>
               </w:rPr>
-              <w:instrText xml:space="preserve"> PAGEREF _Toc232183283 \h </w:instrText>
+              <w:instrText xml:space="preserve"> PAGEREF _Toc233711226 \h </w:instrText>
             </w:r>
             <w:r>
               <w:rPr>
@@ -2169,7 +2169,7 @@
               <w14:ligatures w14:val="none"/>
             </w:rPr>
           </w:pPr>
-          <w:hyperlink w:anchor="_Toc232183284" w:history="1">
+          <w:hyperlink w:anchor="_Toc233711227" w:history="1">
             <w:r>
               <w:rPr>
                 <w:rStyle w:val="Hipervnculo"/>
@@ -2196,7 +2196,7 @@
                 <w:noProof/>
                 <w:webHidden/>
               </w:rPr>
-              <w:instrText xml:space="preserve"> PAGEREF _Toc232183284 \h </w:instrText>
+              <w:instrText xml:space="preserve"> PAGEREF _Toc233711227 \h </w:instrText>
             </w:r>
             <w:r>
               <w:rPr>
@@ -2242,7 +2242,7 @@
               <w14:ligatures w14:val="none"/>
             </w:rPr>
           </w:pPr>
-          <w:hyperlink w:anchor="_Toc232183285" w:history="1">
+          <w:hyperlink w:anchor="_Toc233711228" w:history="1">
             <w:r>
               <w:rPr>
                 <w:rStyle w:val="Hipervnculo"/>
@@ -2269,7 +2269,7 @@
                 <w:noProof/>
                 <w:webHidden/>
               </w:rPr>
-              <w:instrText xml:space="preserve"> PAGEREF _Toc232183285 \h </w:instrText>
+              <w:instrText xml:space="preserve"> PAGEREF _Toc233711228 \h </w:instrText>
             </w:r>
             <w:r>
               <w:rPr>
@@ -2315,7 +2315,7 @@
               <w14:ligatures w14:val="none"/>
             </w:rPr>
           </w:pPr>
-          <w:hyperlink w:anchor="_Toc232183286" w:history="1">
+          <w:hyperlink w:anchor="_Toc233711229" w:history="1">
             <w:r>
               <w:rPr>
                 <w:rStyle w:val="Hipervnculo"/>
@@ -2342,7 +2342,7 @@
                 <w:noProof/>
                 <w:webHidden/>
               </w:rPr>
-              <w:instrText xml:space="preserve"> PAGEREF _Toc232183286 \h </w:instrText>
+              <w:instrText xml:space="preserve"> PAGEREF _Toc233711229 \h </w:instrText>
             </w:r>
             <w:r>
               <w:rPr>
@@ -2362,7 +2362,7 @@
                 <w:noProof/>
                 <w:webHidden/>
               </w:rPr>
-              <w:t>69</w:t>
+              <w:t>72</w:t>
             </w:r>
             <w:r>
               <w:rPr>
@@ -2388,7 +2388,7 @@
               <w14:ligatures w14:val="none"/>
             </w:rPr>
           </w:pPr>
-          <w:hyperlink w:anchor="_Toc232183287" w:history="1">
+          <w:hyperlink w:anchor="_Toc233711230" w:history="1">
             <w:r>
               <w:rPr>
                 <w:rStyle w:val="Hipervnculo"/>
@@ -2415,7 +2415,7 @@
                 <w:noProof/>
                 <w:webHidden/>
               </w:rPr>
-              <w:instrText xml:space="preserve"> PAGEREF _Toc232183287 \h </w:instrText>
+              <w:instrText xml:space="preserve"> PAGEREF _Toc233711230 \h </w:instrText>
             </w:r>
             <w:r>
               <w:rPr>
@@ -2435,7 +2435,7 @@
                 <w:noProof/>
                 <w:webHidden/>
               </w:rPr>
-              <w:t>70</w:t>
+              <w:t>73</w:t>
             </w:r>
             <w:r>
               <w:rPr>
@@ -2461,7 +2461,7 @@
               <w14:ligatures w14:val="none"/>
             </w:rPr>
           </w:pPr>
-          <w:hyperlink w:anchor="_Toc232183288" w:history="1">
+          <w:hyperlink w:anchor="_Toc233711231" w:history="1">
             <w:r>
               <w:rPr>
                 <w:rStyle w:val="Hipervnculo"/>
@@ -2488,7 +2488,7 @@
                 <w:noProof/>
                 <w:webHidden/>
               </w:rPr>
-              <w:instrText xml:space="preserve"> PAGEREF _Toc232183288 \h </w:instrText>
+              <w:instrText xml:space="preserve"> PAGEREF _Toc233711231 \h </w:instrText>
             </w:r>
             <w:r>
               <w:rPr>
@@ -2508,7 +2508,7 @@
                 <w:noProof/>
                 <w:webHidden/>
               </w:rPr>
-              <w:t>72</w:t>
+              <w:t>75</w:t>
             </w:r>
             <w:r>
               <w:rPr>
@@ -2534,7 +2534,7 @@
               <w14:ligatures w14:val="none"/>
             </w:rPr>
           </w:pPr>
-          <w:hyperlink w:anchor="_Toc232183289" w:history="1">
+          <w:hyperlink w:anchor="_Toc233711232" w:history="1">
             <w:r>
               <w:rPr>
                 <w:rStyle w:val="Hipervnculo"/>
@@ -2561,7 +2561,7 @@
                 <w:noProof/>
                 <w:webHidden/>
               </w:rPr>
-              <w:instrText xml:space="preserve"> PAGEREF _Toc232183289 \h </w:instrText>
+              <w:instrText xml:space="preserve"> PAGEREF _Toc233711232 \h </w:instrText>
             </w:r>
             <w:r>
               <w:rPr>
@@ -2581,7 +2581,7 @@
                 <w:noProof/>
                 <w:webHidden/>
               </w:rPr>
-              <w:t>73</w:t>
+              <w:t>76</w:t>
             </w:r>
             <w:r>
               <w:rPr>
@@ -2609,7 +2609,7 @@
       <w:pPr>
         <w:pStyle w:val="Titulosgenerales"/>
       </w:pPr>
-      <w:bookmarkStart w:id="0" w:name="_Toc232183262"/>
+      <w:bookmarkStart w:id="0" w:name="_Toc233711205"/>
       <w:r>
         <w:lastRenderedPageBreak/>
         <w:t>Introducción</w:t>
@@ -2654,13 +2654,91 @@
       <w:pPr>
         <w:ind w:firstLine="0"/>
         <w:jc w:val="center"/>
-      </w:pPr>
-      <w:r>
-        <w:rPr>
-          <w:b/>
-        </w:rPr>
-        <w:t>Enlace de reproducción del video</w:t>
-      </w:r>
+        <w:rPr>
+          <w:lang w:eastAsia="es-CO"/>
+        </w:rPr>
+      </w:pPr>
+      <w:r>
+        <w:rPr>
+          <w:noProof/>
+          <w:lang w:eastAsia="es-CO"/>
+        </w:rPr>
+        <w:drawing>
+          <wp:inline distT="0" distB="0" distL="0" distR="0" wp14:anchorId="2CA844CF" wp14:editId="0EB761DC">
+            <wp:extent cx="4680000" cy="2631600"/>
+            <wp:effectExtent l="0" t="0" r="6350" b="0"/>
+            <wp:docPr id="4" name="Imagen 4">
+              <a:extLst xmlns:a="http://schemas.openxmlformats.org/drawingml/2006/main">
+                <a:ext uri="{C183D7F6-B498-43B3-948B-1728B52AA6E4}">
+                  <adec:decorative xmlns:adec="http://schemas.microsoft.com/office/drawing/2017/decorative" val="1"/>
+                </a:ext>
+              </a:extLst>
+            </wp:docPr>
+            <wp:cNvGraphicFramePr>
+              <a:graphicFrameLocks xmlns:a="http://schemas.openxmlformats.org/drawingml/2006/main" noChangeAspect="1"/>
+            </wp:cNvGraphicFramePr>
+            <a:graphic xmlns:a="http://schemas.openxmlformats.org/drawingml/2006/main">
+              <a:graphicData uri="http://schemas.openxmlformats.org/drawingml/2006/picture">
+                <pic:pic xmlns:pic="http://schemas.openxmlformats.org/drawingml/2006/picture">
+                  <pic:nvPicPr>
+                    <pic:cNvPr id="4" name="Imagen 4">
+                      <a:extLst>
+                        <a:ext uri="{C183D7F6-B498-43B3-948B-1728B52AA6E4}">
+                          <adec:decorative xmlns:adec="http://schemas.microsoft.com/office/drawing/2017/decorative" val="1"/>
+                        </a:ext>
+                      </a:extLst>
+                    </pic:cNvPr>
+                    <pic:cNvPicPr>
+                      <a:picLocks noChangeAspect="1" noChangeArrowheads="1"/>
+                    </pic:cNvPicPr>
+                  </pic:nvPicPr>
+                  <pic:blipFill>
+                    <a:blip r:embed="rId12" cstate="print">
+                      <a:extLst>
+                        <a:ext uri="{28A0092B-C50C-407E-A947-70E740481C1C}">
+                          <a14:useLocalDpi xmlns:a14="http://schemas.microsoft.com/office/drawing/2010/main" val="0"/>
+                        </a:ext>
+                      </a:extLst>
+                    </a:blip>
+                    <a:srcRect/>
+                    <a:stretch>
+                      <a:fillRect/>
+                    </a:stretch>
+                  </pic:blipFill>
+                  <pic:spPr bwMode="auto">
+                    <a:xfrm>
+                      <a:off x="0" y="0"/>
+                      <a:ext cx="4680000" cy="2631600"/>
+                    </a:xfrm>
+                    <a:prstGeom prst="rect">
+                      <a:avLst/>
+                    </a:prstGeom>
+                    <a:noFill/>
+                    <a:ln>
+                      <a:noFill/>
+                    </a:ln>
+                  </pic:spPr>
+                </pic:pic>
+              </a:graphicData>
+            </a:graphic>
+          </wp:inline>
+        </w:drawing>
+      </w:r>
+    </w:p>
+    <w:p>
+      <w:pPr>
+        <w:ind w:firstLine="0"/>
+        <w:jc w:val="center"/>
+      </w:pPr>
+      <w:hyperlink r:id="rId13" w:history="1">
+        <w:r>
+          <w:rPr>
+            <w:rStyle w:val="Hipervnculo"/>
+            <w:b/>
+          </w:rPr>
+          <w:t>Enlace de reproducción del video</w:t>
+        </w:r>
+      </w:hyperlink>
     </w:p>
     <w:tbl>
       <w:tblPr>
@@ -2705,7 +2783,11 @@
           </w:tcPr>
           <w:p>
             <w:r>
-              <w:t>La salud no solo se relaciona con la atención médica o el acceso a los servicios; también implica la posibilidad de que las personas, comunidades y organizaciones participen en las decisiones que afectan su bienestar. En Colombia, la participación social en salud se reconoce como un elemento fundamental para fortalecer la democracia, la corresponsabilidad y la gestión pública.</w:t>
+              <w:t xml:space="preserve">La salud no solo se relaciona con la atención médica o el acceso a los servicios; también implica la posibilidad de que las personas, comunidades y organizaciones participen en las decisiones que afectan su bienestar. En Colombia, la participación </w:t>
+            </w:r>
+            <w:r>
+              <w:lastRenderedPageBreak/>
+              <w:t>social en salud se reconoce como un elemento fundamental para fortalecer la democracia, la corresponsabilidad y la gestión pública.</w:t>
             </w:r>
           </w:p>
           <w:p>
@@ -2715,7 +2797,6 @@
           </w:p>
           <w:p>
             <w:r>
-              <w:lastRenderedPageBreak/>
               <w:t>De igual manera, se analizan los conceptos, enfoques y objetivos de este proceso, entendido como una forma activa, informada y organizada de intervenir en la planeación, gestión, seguimiento y evaluación de las políticas públicas del sector.</w:t>
             </w:r>
           </w:p>
@@ -2735,18 +2816,9 @@
     <w:p/>
     <w:p>
       <w:pPr>
-        <w:spacing w:before="0" w:after="160" w:line="259" w:lineRule="auto"/>
-        <w:ind w:firstLine="0"/>
-      </w:pPr>
-      <w:r>
-        <w:br w:type="page"/>
-      </w:r>
-    </w:p>
-    <w:p>
-      <w:pPr>
         <w:pStyle w:val="Ttulo1"/>
       </w:pPr>
-      <w:bookmarkStart w:id="1" w:name="_Toc232183263"/>
+      <w:bookmarkStart w:id="1" w:name="_Toc233711206"/>
       <w:r>
         <w:lastRenderedPageBreak/>
         <w:t>Marco normativo del derecho a la salud</w:t>
@@ -3629,7 +3701,7 @@
       <w:pPr>
         <w:pStyle w:val="Ttulo2"/>
       </w:pPr>
-      <w:bookmarkStart w:id="2" w:name="_Toc232183264"/>
+      <w:bookmarkStart w:id="2" w:name="_Toc233711207"/>
       <w:r>
         <w:t>Antecedentes del derecho a la salud</w:t>
       </w:r>
@@ -3856,7 +3928,7 @@
       <w:pPr>
         <w:pStyle w:val="Ttulo2"/>
       </w:pPr>
-      <w:bookmarkStart w:id="3" w:name="_Toc232183265"/>
+      <w:bookmarkStart w:id="3" w:name="_Toc233711208"/>
       <w:r>
         <w:t>Normativa de participación social en salud</w:t>
       </w:r>
@@ -4116,7 +4188,7 @@
       <w:pPr>
         <w:pStyle w:val="Ttulo1"/>
       </w:pPr>
-      <w:bookmarkStart w:id="4" w:name="_Toc232183266"/>
+      <w:bookmarkStart w:id="4" w:name="_Toc233711209"/>
       <w:r>
         <w:lastRenderedPageBreak/>
         <w:t>Participación social en salud en Colombia</w:t>
@@ -4343,7 +4415,7 @@
       <w:pPr>
         <w:pStyle w:val="Ttulo2"/>
       </w:pPr>
-      <w:bookmarkStart w:id="5" w:name="_Toc232183267"/>
+      <w:bookmarkStart w:id="5" w:name="_Toc233711210"/>
       <w:r>
         <w:t>Concepto de participación social en salud</w:t>
       </w:r>
@@ -4448,7 +4520,7 @@
                     </pic:cNvPicPr>
                   </pic:nvPicPr>
                   <pic:blipFill>
-                    <a:blip r:embed="rId12">
+                    <a:blip r:embed="rId14">
                       <a:extLst>
                         <a:ext uri="{28A0092B-C50C-407E-A947-70E740481C1C}">
                           <a14:useLocalDpi xmlns:a14="http://schemas.microsoft.com/office/drawing/2010/main" val="0"/>
@@ -4511,7 +4583,7 @@
       <w:pPr>
         <w:pStyle w:val="Ttulo2"/>
       </w:pPr>
-      <w:bookmarkStart w:id="6" w:name="_Toc232183268"/>
+      <w:bookmarkStart w:id="6" w:name="_Toc233711211"/>
       <w:r>
         <w:t>Marco conceptual y enfoques</w:t>
       </w:r>
@@ -4945,7 +5017,7 @@
       <w:pPr>
         <w:pStyle w:val="Ttulo2"/>
       </w:pPr>
-      <w:bookmarkStart w:id="7" w:name="_Toc232183269"/>
+      <w:bookmarkStart w:id="7" w:name="_Toc233711212"/>
       <w:r>
         <w:t>Objetivos de la participación social en salud</w:t>
       </w:r>
@@ -5199,7 +5271,7 @@
       <w:pPr>
         <w:pStyle w:val="Ttulo1"/>
       </w:pPr>
-      <w:bookmarkStart w:id="8" w:name="_Toc232183270"/>
+      <w:bookmarkStart w:id="8" w:name="_Toc233711213"/>
       <w:r>
         <w:lastRenderedPageBreak/>
         <w:t>Derecho fundamental a la salud</w:t>
@@ -5439,7 +5511,7 @@
       <w:pPr>
         <w:pStyle w:val="Ttulo2"/>
       </w:pPr>
-      <w:bookmarkStart w:id="9" w:name="_Toc232183271"/>
+      <w:bookmarkStart w:id="9" w:name="_Toc233711214"/>
       <w:r>
         <w:t>Ley estatutaria de salud</w:t>
       </w:r>
@@ -5659,7 +5731,7 @@
       <w:pPr>
         <w:pStyle w:val="Ttulo2"/>
       </w:pPr>
-      <w:bookmarkStart w:id="10" w:name="_Toc232183272"/>
+      <w:bookmarkStart w:id="10" w:name="_Toc233711215"/>
       <w:r>
         <w:t>Componentes del derecho fundamental a la salud</w:t>
       </w:r>
@@ -5914,7 +5986,7 @@
       <w:pPr>
         <w:pStyle w:val="Ttulo1"/>
       </w:pPr>
-      <w:bookmarkStart w:id="11" w:name="_Toc232183273"/>
+      <w:bookmarkStart w:id="11" w:name="_Toc233711216"/>
       <w:r>
         <w:lastRenderedPageBreak/>
         <w:t>Política de participación social en salud</w:t>
@@ -6225,7 +6297,7 @@
       <w:pPr>
         <w:pStyle w:val="Ttulo2"/>
       </w:pPr>
-      <w:bookmarkStart w:id="12" w:name="_Toc232183274"/>
+      <w:bookmarkStart w:id="12" w:name="_Toc233711217"/>
       <w:r>
         <w:t>Marco estratégico</w:t>
       </w:r>
@@ -6451,7 +6523,7 @@
       <w:pPr>
         <w:pStyle w:val="Ttulo2"/>
       </w:pPr>
-      <w:bookmarkStart w:id="13" w:name="_Toc232183275"/>
+      <w:bookmarkStart w:id="13" w:name="_Toc233711218"/>
       <w:r>
         <w:t>Principios orientadores y ejes de la política</w:t>
       </w:r>
@@ -6666,7 +6738,7 @@
       <w:pPr>
         <w:pStyle w:val="Ttulo1"/>
       </w:pPr>
-      <w:bookmarkStart w:id="14" w:name="_Toc232183276"/>
+      <w:bookmarkStart w:id="14" w:name="_Toc233711219"/>
       <w:r>
         <w:lastRenderedPageBreak/>
         <w:t>Implementación de la participación social en salud</w:t>
@@ -6977,7 +7049,7 @@
       <w:pPr>
         <w:pStyle w:val="Ttulo2"/>
       </w:pPr>
-      <w:bookmarkStart w:id="15" w:name="_Toc232183277"/>
+      <w:bookmarkStart w:id="15" w:name="_Toc233711220"/>
       <w:r>
         <w:t>Etapas de implementación</w:t>
       </w:r>
@@ -7354,7 +7426,7 @@
       <w:pPr>
         <w:pStyle w:val="Ttulo2"/>
       </w:pPr>
-      <w:bookmarkStart w:id="16" w:name="_Toc232183278"/>
+      <w:bookmarkStart w:id="16" w:name="_Toc233711221"/>
       <w:r>
         <w:t>Estructura organizativa</w:t>
       </w:r>
@@ -7876,7 +7948,7 @@
       <w:pPr>
         <w:pStyle w:val="Ttulo2"/>
       </w:pPr>
-      <w:bookmarkStart w:id="17" w:name="_Toc232183279"/>
+      <w:bookmarkStart w:id="17" w:name="_Toc233711222"/>
       <w:r>
         <w:t>Mecanismos de participación social</w:t>
       </w:r>
@@ -8420,7 +8492,7 @@
       <w:pPr>
         <w:pStyle w:val="Ttulo1"/>
       </w:pPr>
-      <w:bookmarkStart w:id="18" w:name="_Toc232183280"/>
+      <w:bookmarkStart w:id="18" w:name="_Toc233711223"/>
       <w:r>
         <w:lastRenderedPageBreak/>
         <w:t>Desarrollo y fortalecimiento de la participación social</w:t>
@@ -8972,7 +9044,7 @@
       <w:pPr>
         <w:pStyle w:val="Ttulo2"/>
       </w:pPr>
-      <w:bookmarkStart w:id="19" w:name="_Toc232183281"/>
+      <w:bookmarkStart w:id="19" w:name="_Toc233711224"/>
       <w:r>
         <w:t>Situación actual: avances y desafíos</w:t>
       </w:r>
@@ -9542,7 +9614,7 @@
       <w:pPr>
         <w:pStyle w:val="Ttulo2"/>
       </w:pPr>
-      <w:bookmarkStart w:id="20" w:name="_Toc232183282"/>
+      <w:bookmarkStart w:id="20" w:name="_Toc233711225"/>
       <w:r>
         <w:lastRenderedPageBreak/>
         <w:t>Niveles de desarrollo de la participación</w:t>
@@ -9750,7 +9822,7 @@
       <w:pPr>
         <w:pStyle w:val="Ttulo2"/>
       </w:pPr>
-      <w:bookmarkStart w:id="21" w:name="_Toc232183283"/>
+      <w:bookmarkStart w:id="21" w:name="_Toc233711226"/>
       <w:r>
         <w:t>Estrategias de fortalecimiento</w:t>
       </w:r>
@@ -10100,7 +10172,7 @@
       <w:pPr>
         <w:pStyle w:val="Ttulo2"/>
       </w:pPr>
-      <w:bookmarkStart w:id="22" w:name="_Toc232183284"/>
+      <w:bookmarkStart w:id="22" w:name="_Toc233711227"/>
       <w:r>
         <w:lastRenderedPageBreak/>
         <w:t>Formación y educación para la participación</w:t>
@@ -10334,7 +10406,7 @@
                     </pic:cNvPicPr>
                   </pic:nvPicPr>
                   <pic:blipFill>
-                    <a:blip r:embed="rId13">
+                    <a:blip r:embed="rId15">
                       <a:extLst>
                         <a:ext uri="{28A0092B-C50C-407E-A947-70E740481C1C}">
                           <a14:useLocalDpi xmlns:a14="http://schemas.microsoft.com/office/drawing/2010/main" val="0"/>
@@ -10477,7 +10549,7 @@
       <w:pPr>
         <w:pStyle w:val="Ttulo2"/>
       </w:pPr>
-      <w:bookmarkStart w:id="23" w:name="_Toc232183285"/>
+      <w:bookmarkStart w:id="23" w:name="_Toc233711228"/>
       <w:r>
         <w:t>Rol de las instituciones y la comunidad</w:t>
       </w:r>
@@ -10807,20 +10879,27 @@
                 <w:b/>
                 <w:bCs/>
               </w:rPr>
-              <w:t xml:space="preserve"> P</w:t>
+              <w:t xml:space="preserve"> </w:t>
             </w:r>
             <w:r>
               <w:rPr>
                 <w:b/>
                 <w:bCs/>
               </w:rPr>
-              <w:t>ó</w:t>
+              <w:t>p</w:t>
             </w:r>
             <w:r>
               <w:rPr>
                 <w:b/>
                 <w:bCs/>
               </w:rPr>
+              <w:t>ó</w:t>
+            </w:r>
+            <w:r>
+              <w:rPr>
+                <w:b/>
+                <w:bCs/>
+              </w:rPr>
               <w:t>dcast</w:t>
             </w:r>
             <w:r>
@@ -10833,7 +10912,7 @@
               <w:rPr>
                 <w:bCs/>
               </w:rPr>
-              <w:t>Rol de las instituciones y la comunidad</w:t>
+              <w:t>Instituciones y comunidad: trabajando juntos por la participación en salud</w:t>
             </w:r>
           </w:p>
         </w:tc>
@@ -10844,24 +10923,203 @@
             <w:tcW w:w="9962" w:type="dxa"/>
           </w:tcPr>
           <w:p>
-            <w:pPr>
-              <w:rPr>
-                <w:color w:val="FF0000"/>
-              </w:rPr>
-            </w:pPr>
-            <w:r>
-              <w:rPr>
-                <w:color w:val="FF0000"/>
-              </w:rPr>
-              <w:t xml:space="preserve">¡Bienvenidos!  </w:t>
+            <w:r>
+              <w:t>Hombre</w:t>
+            </w:r>
+            <w:r>
+              <w:t>: i</w:t>
+            </w:r>
+            <w:r>
+              <w:t xml:space="preserve">nstituciones y comunidad: trabajando juntos por la participación en salud. </w:t>
             </w:r>
           </w:p>
           <w:p>
             <w:r>
-              <w:rPr>
-                <w:color w:val="FF0000"/>
-              </w:rPr>
-              <w:t>Hoy vamos a aprender, con un ejemplo sencillo y práctico, cómo se registran y verifican las operaciones usando las cuentas T.</w:t>
+              <w:t>Mujer</w:t>
+            </w:r>
+            <w:r>
+              <w:t>: e</w:t>
+            </w:r>
+            <w:r>
+              <w:t xml:space="preserve">n muchas comunidades hay problemas de salud que afectan a las personas todos los días, pero que no siempre son visibles para las instituciones que pueden ayudar a resolverlos.  </w:t>
+            </w:r>
+          </w:p>
+          <w:p>
+            <w:r>
+              <w:t>Hombre</w:t>
+            </w:r>
+            <w:r>
+              <w:t>: p</w:t>
+            </w:r>
+            <w:r>
+              <w:t xml:space="preserve">ara que esas necesidades lleguen a ser escuchadas, se necesitan espacios de participación. Pero ¿qué pasa cuando esos espacios existen y nadie los aprovecha?  </w:t>
+            </w:r>
+          </w:p>
+          <w:p>
+            <w:r>
+              <w:t>Mujer</w:t>
+            </w:r>
+            <w:r>
+              <w:t>: p</w:t>
+            </w:r>
+            <w:r>
+              <w:t xml:space="preserve">orque para que la participación funcione, no basta con que las instituciones convoquen. También hace falta que la comunidad se involucre. </w:t>
+            </w:r>
+          </w:p>
+          <w:p>
+            <w:r>
+              <w:t>Hombre</w:t>
+            </w:r>
+            <w:r>
+              <w:t>: y</w:t>
+            </w:r>
+            <w:r>
+              <w:t xml:space="preserve"> ese es precisamente el punto de partida de nuestro tema de hoy: el papel que cumplen las instituciones y la comunidad cuando se trata de construir decisiones que respondan a las necesidades reales del territorio. </w:t>
+            </w:r>
+          </w:p>
+          <w:p>
+            <w:r>
+              <w:t>Mujer</w:t>
+            </w:r>
+            <w:r>
+              <w:t>: c</w:t>
+            </w:r>
+            <w:r>
+              <w:t xml:space="preserve">uando hablamos de participación en salud, lo más común es que se piense únicamente en reuniones o encuentros comunitarios. </w:t>
+            </w:r>
+          </w:p>
+          <w:p>
+            <w:r>
+              <w:lastRenderedPageBreak/>
+              <w:t>Hombre</w:t>
+            </w:r>
+            <w:r>
+              <w:t>: p</w:t>
+            </w:r>
+            <w:r>
+              <w:t xml:space="preserve">ero participar no es solamente asistir a una reunión. También significa expresar necesidades, proponer soluciones y hacer seguimiento a los temas que afectan a la comunidad. </w:t>
+            </w:r>
+          </w:p>
+          <w:p>
+            <w:r>
+              <w:t>Mujer</w:t>
+            </w:r>
+            <w:r>
+              <w:t>: y</w:t>
+            </w:r>
+            <w:r>
+              <w:t xml:space="preserve"> para que esa participación sea posible, las instituciones deben abrir espacios de diálogo, compartir información de manera comprensible y facilitar que las personas puedan involucrarse. </w:t>
+            </w:r>
+          </w:p>
+          <w:p>
+            <w:r>
+              <w:t>Hombre</w:t>
+            </w:r>
+            <w:r>
+              <w:t>: p</w:t>
+            </w:r>
+            <w:r>
+              <w:t xml:space="preserve">or ejemplo, cuando una entidad de salud escucha a la comunidad para conocer sus necesidades y preocupaciones, está creando una oportunidad para que esas voces sean tenidas en cuenta. </w:t>
+            </w:r>
+          </w:p>
+          <w:p>
+            <w:r>
+              <w:t>Mujer</w:t>
+            </w:r>
+            <w:r>
+              <w:t>: p</w:t>
+            </w:r>
+            <w:r>
+              <w:t xml:space="preserve">ero la participación no depende únicamente de las instituciones. Sin la comunidad, esos espacios simplemente no tendrían sentido. </w:t>
+            </w:r>
+          </w:p>
+          <w:p>
+            <w:r>
+              <w:t>Hombre</w:t>
+            </w:r>
+            <w:r>
+              <w:t>: c</w:t>
+            </w:r>
+            <w:r>
+              <w:t xml:space="preserve">laro. Nadie conoce mejor las necesidades de una comunidad que las personas que viven en ella. Conocen de cerca las dificultades, entienden cómo afectan su vida diaria y pueden aportar soluciones desde su propia experiencia.  </w:t>
+            </w:r>
+          </w:p>
+          <w:p>
+            <w:r>
+              <w:t>Mujer</w:t>
+            </w:r>
+            <w:r>
+              <w:t>: p</w:t>
+            </w:r>
+            <w:r>
+              <w:t xml:space="preserve">or eso, cuando la comunidad participa, las decisiones dejan de construirse únicamente desde los escritorios y se acercan mucho más a la realidad de las personas. </w:t>
+            </w:r>
+          </w:p>
+          <w:p>
+            <w:r>
+              <w:t>Hombre</w:t>
+            </w:r>
+            <w:r>
+              <w:t>: l</w:t>
+            </w:r>
+            <w:r>
+              <w:t xml:space="preserve">as mejores soluciones surgen cuando instituciones y comunidad trabajan juntas. Las instituciones aportan espacios, información y recursos para impulsar la participación. </w:t>
+            </w:r>
+          </w:p>
+          <w:p>
+            <w:r>
+              <w:lastRenderedPageBreak/>
+              <w:t>Mujer</w:t>
+            </w:r>
+            <w:r>
+              <w:t>: y</w:t>
+            </w:r>
+            <w:r>
+              <w:t xml:space="preserve"> la comunidad aporta su experiencia, su conocimiento del territorio y su capacidad para identificar las necesidades más urgentes. </w:t>
+            </w:r>
+          </w:p>
+          <w:p>
+            <w:r>
+              <w:t>Hombre</w:t>
+            </w:r>
+            <w:r>
+              <w:t>: c</w:t>
+            </w:r>
+            <w:r>
+              <w:t xml:space="preserve">uando existe diálogo entre las instituciones y la comunidad, es mucho más fácil construir soluciones que respondan a situaciones reales y no a simples suposiciones. </w:t>
+            </w:r>
+          </w:p>
+          <w:p>
+            <w:r>
+              <w:t>Mujer</w:t>
+            </w:r>
+            <w:r>
+              <w:t>: l</w:t>
+            </w:r>
+            <w:r>
+              <w:t xml:space="preserve">a información también juega un papel fundamental. Cuando las personas entienden lo que está pasando, se sienten más seguras para participar, hacer preguntas y compartir sus puntos de vista. </w:t>
+            </w:r>
+          </w:p>
+          <w:p>
+            <w:r>
+              <w:t>Hombre</w:t>
+            </w:r>
+            <w:r>
+              <w:t>: p</w:t>
+            </w:r>
+            <w:r>
+              <w:t xml:space="preserve">ero para participar también hay que saber dónde hacerlo. Por eso es importante que las personas conozcan los espacios que existen para expresar sus opiniones y aportar ideas. </w:t>
+            </w:r>
+          </w:p>
+          <w:p>
+            <w:r>
+              <w:t>Mujer</w:t>
+            </w:r>
+            <w:r>
+              <w:t>: a</w:t>
+            </w:r>
+            <w:r>
+              <w:t xml:space="preserve">l final, la participación en salud no es responsabilidad exclusiva de las instituciones ni de la comunidad. Es un esfuerzo compartido. Porque cuando ambas trabajan en la misma dirección, las necesidades de las personas tienen más posibilidades de ser escuchadas y convertirse en acciones concretas. </w:t>
             </w:r>
           </w:p>
         </w:tc>
@@ -10884,7 +11142,14 @@
         <w:rPr>
           <w:lang w:val="es-419" w:eastAsia="es-CO"/>
         </w:rPr>
-        <w:t>El recurso de audio permite reforzar la importancia del trabajo conjunto entre instituciones y comunidad para fortalecer la participación social. Su contenido facilita la comprensión del tema mediante ejemplos cercanos al contexto colombiano y resalta que una participación efectiva requiere información clara, diálogo permanente, organización comunitaria y corresponsabilidad en la gestión pública.</w:t>
+        <w:t xml:space="preserve">El recurso de audio permite reforzar la importancia del trabajo conjunto entre instituciones y comunidad para fortalecer la participación social. Su contenido facilita la comprensión del tema mediante ejemplos cercanos al contexto colombiano y resalta </w:t>
+      </w:r>
+      <w:r>
+        <w:rPr>
+          <w:lang w:val="es-419" w:eastAsia="es-CO"/>
+        </w:rPr>
+        <w:lastRenderedPageBreak/>
+        <w:t>que una participación efectiva requiere información clara, diálogo permanente, organización comunitaria y corresponsabilidad en la gestión pública.</w:t>
       </w:r>
     </w:p>
     <w:p>
@@ -10908,7 +11173,7 @@
           <w:u w:val="single"/>
         </w:rPr>
       </w:pPr>
-      <w:bookmarkStart w:id="24" w:name="_Toc232183286"/>
+      <w:bookmarkStart w:id="24" w:name="_Toc233711229"/>
       <w:r>
         <w:lastRenderedPageBreak/>
         <w:t>Síntesis</w:t>
@@ -10937,6 +11202,7 @@
       </w:pPr>
       <w:r>
         <w:rPr>
+          <w:noProof/>
           <w:lang w:val="es-419" w:eastAsia="es-CO"/>
         </w:rPr>
         <w:drawing>
@@ -10955,10 +11221,10 @@
                     <pic:cNvPicPr/>
                   </pic:nvPicPr>
                   <pic:blipFill>
-                    <a:blip r:embed="rId14">
+                    <a:blip r:embed="rId16">
                       <a:extLst>
                         <a:ext uri="{96DAC541-7B7A-43D3-8B79-37D633B846F1}">
-                          <asvg:svgBlip xmlns:asvg="http://schemas.microsoft.com/office/drawing/2016/SVG/main" r:embed="rId15"/>
+                          <asvg:svgBlip xmlns:asvg="http://schemas.microsoft.com/office/drawing/2016/SVG/main" r:embed="rId17"/>
                         </a:ext>
                       </a:extLst>
                     </a:blip>
@@ -10995,7 +11261,7 @@
       <w:pPr>
         <w:pStyle w:val="Titulosgenerales"/>
       </w:pPr>
-      <w:bookmarkStart w:id="25" w:name="_Toc232183287"/>
+      <w:bookmarkStart w:id="25" w:name="_Toc233711230"/>
       <w:r>
         <w:lastRenderedPageBreak/>
         <w:t>Glosario</w:t>
@@ -11163,7 +11429,7 @@
       <w:pPr>
         <w:pStyle w:val="Titulosgenerales"/>
       </w:pPr>
-      <w:bookmarkStart w:id="26" w:name="_Toc232183288"/>
+      <w:bookmarkStart w:id="26" w:name="_Toc233711231"/>
       <w:r>
         <w:lastRenderedPageBreak/>
         <w:t>Referencias bibliográficas</w:t>
@@ -11357,7 +11623,7 @@
       <w:pPr>
         <w:pStyle w:val="Titulosgenerales"/>
       </w:pPr>
-      <w:bookmarkStart w:id="27" w:name="_Toc232183289"/>
+      <w:bookmarkStart w:id="27" w:name="_Toc233711232"/>
       <w:r>
         <w:lastRenderedPageBreak/>
         <w:t>Créditos</w:t>
@@ -11874,8 +12140,8 @@
       </w:pPr>
     </w:p>
     <w:sectPr>
-      <w:headerReference w:type="default" r:id="rId16"/>
-      <w:footerReference w:type="default" r:id="rId17"/>
+      <w:headerReference w:type="default" r:id="rId18"/>
+      <w:footerReference w:type="default" r:id="rId19"/>
       <w:pgSz w:w="12240" w:h="15840"/>
       <w:pgMar w:top="1701" w:right="1134" w:bottom="1134" w:left="1134" w:header="709" w:footer="737" w:gutter="0"/>
       <w:pgNumType w:start="1"/>
@@ -18178,30 +18444,6 @@
 </file>
 
 <file path=customXml/item1.xml><?xml version="1.0" encoding="utf-8"?>
-<b:Sources xmlns:b="http://schemas.openxmlformats.org/officeDocument/2006/bibliography" xmlns="http://schemas.openxmlformats.org/officeDocument/2006/bibliography" SelectedStyle="\APASixthEditionOfficeOnline.xsl" StyleName="APA" Version="6"/>
-</file>
-
-<file path=customXml/item2.xml><?xml version="1.0" encoding="utf-8"?>
-<?mso-contentType ?>
-<FormTemplates xmlns="http://schemas.microsoft.com/sharepoint/v3/contenttype/forms">
-  <Display>DocumentLibraryForm</Display>
-  <Edit>DocumentLibraryForm</Edit>
-  <New>DocumentLibraryForm</New>
-</FormTemplates>
-</file>
-
-<file path=customXml/item3.xml><?xml version="1.0" encoding="utf-8"?>
-<p:properties xmlns:p="http://schemas.microsoft.com/office/2006/metadata/properties" xmlns:xsi="http://www.w3.org/2001/XMLSchema-instance" xmlns:pc="http://schemas.microsoft.com/office/infopath/2007/PartnerControls">
-  <documentManagement>
-    <TaxCatchAll xmlns="13c90a0b-73bc-4dc0-be5f-28d77b615beb" xsi:nil="true"/>
-    <lcf76f155ced4ddcb4097134ff3c332f xmlns="13c93bba-48ce-428c-bfe5-88b42c19b028">
-      <Terms xmlns="http://schemas.microsoft.com/office/infopath/2007/PartnerControls"/>
-    </lcf76f155ced4ddcb4097134ff3c332f>
-  </documentManagement>
-</p:properties>
-</file>
-
-<file path=customXml/item4.xml><?xml version="1.0" encoding="utf-8"?>
 <ct:contentTypeSchema xmlns:ct="http://schemas.microsoft.com/office/2006/metadata/contentType" xmlns:ma="http://schemas.microsoft.com/office/2006/metadata/properties/metaAttributes" ct:_="" ma:_="" ma:contentTypeName="Documento" ma:contentTypeID="0x0101006A81D6BD42E8DF4C91013959704817E1" ma:contentTypeVersion="15" ma:contentTypeDescription="Crear nuevo documento." ma:contentTypeScope="" ma:versionID="bf4f72ffd194f0963ff564daca6869f7">
   <xsd:schema xmlns:xsd="http://www.w3.org/2001/XMLSchema" xmlns:xs="http://www.w3.org/2001/XMLSchema" xmlns:p="http://schemas.microsoft.com/office/2006/metadata/properties" xmlns:ns2="13c90a0b-73bc-4dc0-be5f-28d77b615beb" xmlns:ns3="13c93bba-48ce-428c-bfe5-88b42c19b028" targetNamespace="http://schemas.microsoft.com/office/2006/metadata/properties" ma:root="true" ma:fieldsID="8718d6f4873a5b1392a45044efa78385" ns2:_="" ns3:_="">
     <xsd:import namespace="13c90a0b-73bc-4dc0-be5f-28d77b615beb"/>
@@ -18436,34 +18678,31 @@
 </ct:contentTypeSchema>
 </file>
 
-<file path=customXml/itemProps1.xml><?xml version="1.0" encoding="utf-8"?>
-<ds:datastoreItem xmlns:ds="http://schemas.openxmlformats.org/officeDocument/2006/customXml" ds:itemID="{EAE431FD-7059-4C09-804B-C9D69EB7B213}">
-  <ds:schemaRefs>
-    <ds:schemaRef ds:uri="http://schemas.openxmlformats.org/officeDocument/2006/bibliography"/>
-  </ds:schemaRefs>
-</ds:datastoreItem>
+<file path=customXml/item2.xml><?xml version="1.0" encoding="utf-8"?>
+<p:properties xmlns:p="http://schemas.microsoft.com/office/2006/metadata/properties" xmlns:xsi="http://www.w3.org/2001/XMLSchema-instance" xmlns:pc="http://schemas.microsoft.com/office/infopath/2007/PartnerControls">
+  <documentManagement>
+    <TaxCatchAll xmlns="13c90a0b-73bc-4dc0-be5f-28d77b615beb" xsi:nil="true"/>
+    <lcf76f155ced4ddcb4097134ff3c332f xmlns="13c93bba-48ce-428c-bfe5-88b42c19b028">
+      <Terms xmlns="http://schemas.microsoft.com/office/infopath/2007/PartnerControls"/>
+    </lcf76f155ced4ddcb4097134ff3c332f>
+  </documentManagement>
+</p:properties>
 </file>
 
-<file path=customXml/itemProps2.xml><?xml version="1.0" encoding="utf-8"?>
-<ds:datastoreItem xmlns:ds="http://schemas.openxmlformats.org/officeDocument/2006/customXml" ds:itemID="{10663269-2064-4804-8290-36D4A57F5557}">
-  <ds:schemaRefs>
-    <ds:schemaRef ds:uri="http://schemas.microsoft.com/sharepoint/v3/contenttype/forms"/>
-  </ds:schemaRefs>
-</ds:datastoreItem>
+<file path=customXml/item3.xml><?xml version="1.0" encoding="utf-8"?>
+<?mso-contentType ?>
+<FormTemplates xmlns="http://schemas.microsoft.com/sharepoint/v3/contenttype/forms">
+  <Display>DocumentLibraryForm</Display>
+  <Edit>DocumentLibraryForm</Edit>
+  <New>DocumentLibraryForm</New>
+</FormTemplates>
 </file>
 
-<file path=customXml/itemProps3.xml><?xml version="1.0" encoding="utf-8"?>
-<ds:datastoreItem xmlns:ds="http://schemas.openxmlformats.org/officeDocument/2006/customXml" ds:itemID="{1279454D-02BE-4A9C-A117-DCD1573E2608}">
-  <ds:schemaRefs>
-    <ds:schemaRef ds:uri="http://schemas.microsoft.com/office/2006/metadata/properties"/>
-    <ds:schemaRef ds:uri="http://schemas.microsoft.com/office/infopath/2007/PartnerControls"/>
-    <ds:schemaRef ds:uri="13c90a0b-73bc-4dc0-be5f-28d77b615beb"/>
-    <ds:schemaRef ds:uri="13c93bba-48ce-428c-bfe5-88b42c19b028"/>
-  </ds:schemaRefs>
-</ds:datastoreItem>
+<file path=customXml/item4.xml><?xml version="1.0" encoding="utf-8"?>
+<b:Sources xmlns:b="http://schemas.openxmlformats.org/officeDocument/2006/bibliography" xmlns="http://schemas.openxmlformats.org/officeDocument/2006/bibliography" SelectedStyle="\APASixthEditionOfficeOnline.xsl" StyleName="APA" Version="6"/>
 </file>
 
-<file path=customXml/itemProps4.xml><?xml version="1.0" encoding="utf-8"?>
+<file path=customXml/itemProps1.xml><?xml version="1.0" encoding="utf-8"?>
 <ds:datastoreItem xmlns:ds="http://schemas.openxmlformats.org/officeDocument/2006/customXml" ds:itemID="{59065960-E0CA-4804-83B5-320CBCDCC160}">
   <ds:schemaRefs>
     <ds:schemaRef ds:uri="http://schemas.microsoft.com/office/2006/metadata/contentType"/>
@@ -18480,4 +18719,31 @@
     <ds:schemaRef ds:uri="http://schemas.microsoft.com/internal/obd"/>
   </ds:schemaRefs>
 </ds:datastoreItem>
+</file>
+
+<file path=customXml/itemProps2.xml><?xml version="1.0" encoding="utf-8"?>
+<ds:datastoreItem xmlns:ds="http://schemas.openxmlformats.org/officeDocument/2006/customXml" ds:itemID="{1279454D-02BE-4A9C-A117-DCD1573E2608}">
+  <ds:schemaRefs>
+    <ds:schemaRef ds:uri="http://schemas.microsoft.com/office/2006/metadata/properties"/>
+    <ds:schemaRef ds:uri="http://schemas.microsoft.com/office/infopath/2007/PartnerControls"/>
+    <ds:schemaRef ds:uri="13c90a0b-73bc-4dc0-be5f-28d77b615beb"/>
+    <ds:schemaRef ds:uri="13c93bba-48ce-428c-bfe5-88b42c19b028"/>
+  </ds:schemaRefs>
+</ds:datastoreItem>
+</file>
+
+<file path=customXml/itemProps3.xml><?xml version="1.0" encoding="utf-8"?>
+<ds:datastoreItem xmlns:ds="http://schemas.openxmlformats.org/officeDocument/2006/customXml" ds:itemID="{10663269-2064-4804-8290-36D4A57F5557}">
+  <ds:schemaRefs>
+    <ds:schemaRef ds:uri="http://schemas.microsoft.com/sharepoint/v3/contenttype/forms"/>
+  </ds:schemaRefs>
+</ds:datastoreItem>
+</file>
+
+<file path=customXml/itemProps4.xml><?xml version="1.0" encoding="utf-8"?>
+<ds:datastoreItem xmlns:ds="http://schemas.openxmlformats.org/officeDocument/2006/customXml" ds:itemID="{EAE431FD-7059-4C09-804B-C9D69EB7B213}">
+  <ds:schemaRefs>
+    <ds:schemaRef ds:uri="http://schemas.openxmlformats.org/officeDocument/2006/bibliography"/>
+  </ds:schemaRefs>
+</ds:datastoreItem>
 </file>
--- a/fuentes/CFA1_33130209_DU.docx
+++ b/fuentes/CFA1_33130209_DU.docx
@@ -10924,202 +10924,94 @@
           </w:tcPr>
           <w:p>
             <w:r>
-              <w:t>Hombre</w:t>
-            </w:r>
-            <w:r>
-              <w:t>: i</w:t>
-            </w:r>
-            <w:r>
-              <w:t xml:space="preserve">nstituciones y comunidad: trabajando juntos por la participación en salud. </w:t>
+              <w:t xml:space="preserve">Hombre: instituciones y comunidad: trabajando juntos por la participación en salud. </w:t>
             </w:r>
           </w:p>
           <w:p>
             <w:r>
-              <w:t>Mujer</w:t>
-            </w:r>
-            <w:r>
-              <w:t>: e</w:t>
-            </w:r>
-            <w:r>
-              <w:t xml:space="preserve">n muchas comunidades hay problemas de salud que afectan a las personas todos los días, pero que no siempre son visibles para las instituciones que pueden ayudar a resolverlos.  </w:t>
+              <w:t xml:space="preserve">Mujer: en muchas comunidades hay problemas de salud que afectan a las personas todos los días, pero que no siempre son visibles para las instituciones que pueden ayudar a resolverlos.  </w:t>
             </w:r>
           </w:p>
           <w:p>
             <w:r>
-              <w:t>Hombre</w:t>
-            </w:r>
-            <w:r>
-              <w:t>: p</w:t>
-            </w:r>
-            <w:r>
-              <w:t xml:space="preserve">ara que esas necesidades lleguen a ser escuchadas, se necesitan espacios de participación. Pero ¿qué pasa cuando esos espacios existen y nadie los aprovecha?  </w:t>
+              <w:t xml:space="preserve">Hombre: para que esas necesidades lleguen a ser escuchadas, se necesitan espacios de participación. Pero ¿qué pasa cuando esos espacios existen y nadie los aprovecha?  </w:t>
             </w:r>
           </w:p>
           <w:p>
             <w:r>
-              <w:t>Mujer</w:t>
-            </w:r>
-            <w:r>
-              <w:t>: p</w:t>
-            </w:r>
-            <w:r>
-              <w:t xml:space="preserve">orque para que la participación funcione, no basta con que las instituciones convoquen. También hace falta que la comunidad se involucre. </w:t>
+              <w:t xml:space="preserve">Mujer: porque para que la participación funcione, no basta con que las instituciones convoquen. También hace falta que la comunidad se involucre. </w:t>
             </w:r>
           </w:p>
           <w:p>
             <w:r>
-              <w:t>Hombre</w:t>
-            </w:r>
-            <w:r>
-              <w:t>: y</w:t>
-            </w:r>
-            <w:r>
-              <w:t xml:space="preserve"> ese es precisamente el punto de partida de nuestro tema de hoy: el papel que cumplen las instituciones y la comunidad cuando se trata de construir decisiones que respondan a las necesidades reales del territorio. </w:t>
+              <w:t xml:space="preserve">Hombre: y ese es precisamente el punto de partida de nuestro tema de hoy: el papel que cumplen las instituciones y la comunidad cuando se trata de construir decisiones que respondan a las necesidades reales del territorio. </w:t>
             </w:r>
           </w:p>
           <w:p>
             <w:r>
-              <w:t>Mujer</w:t>
-            </w:r>
-            <w:r>
-              <w:t>: c</w:t>
-            </w:r>
-            <w:r>
-              <w:t xml:space="preserve">uando hablamos de participación en salud, lo más común es que se piense únicamente en reuniones o encuentros comunitarios. </w:t>
+              <w:t xml:space="preserve">Mujer: cuando hablamos de participación en salud, lo más común es que se piense únicamente en reuniones o encuentros comunitarios. </w:t>
             </w:r>
           </w:p>
           <w:p>
             <w:r>
               <w:lastRenderedPageBreak/>
-              <w:t>Hombre</w:t>
-            </w:r>
-            <w:r>
-              <w:t>: p</w:t>
-            </w:r>
-            <w:r>
-              <w:t xml:space="preserve">ero participar no es solamente asistir a una reunión. También significa expresar necesidades, proponer soluciones y hacer seguimiento a los temas que afectan a la comunidad. </w:t>
+              <w:t xml:space="preserve">Hombre: pero participar no es solamente asistir a una reunión. También significa expresar necesidades, proponer soluciones y hacer seguimiento a los temas que afectan a la comunidad. </w:t>
             </w:r>
           </w:p>
           <w:p>
             <w:r>
-              <w:t>Mujer</w:t>
-            </w:r>
-            <w:r>
-              <w:t>: y</w:t>
-            </w:r>
-            <w:r>
-              <w:t xml:space="preserve"> para que esa participación sea posible, las instituciones deben abrir espacios de diálogo, compartir información de manera comprensible y facilitar que las personas puedan involucrarse. </w:t>
+              <w:t xml:space="preserve">Mujer: y para que esa participación sea posible, las instituciones deben abrir espacios de diálogo, compartir información de manera comprensible y facilitar que las personas puedan involucrarse. </w:t>
             </w:r>
           </w:p>
           <w:p>
             <w:r>
-              <w:t>Hombre</w:t>
-            </w:r>
-            <w:r>
-              <w:t>: p</w:t>
-            </w:r>
-            <w:r>
-              <w:t xml:space="preserve">or ejemplo, cuando una entidad de salud escucha a la comunidad para conocer sus necesidades y preocupaciones, está creando una oportunidad para que esas voces sean tenidas en cuenta. </w:t>
+              <w:t xml:space="preserve">Hombre: por ejemplo, cuando una entidad de salud escucha a la comunidad para conocer sus necesidades y preocupaciones, está creando una oportunidad para que esas voces sean tenidas en cuenta. </w:t>
             </w:r>
           </w:p>
           <w:p>
             <w:r>
-              <w:t>Mujer</w:t>
-            </w:r>
-            <w:r>
-              <w:t>: p</w:t>
-            </w:r>
-            <w:r>
-              <w:t xml:space="preserve">ero la participación no depende únicamente de las instituciones. Sin la comunidad, esos espacios simplemente no tendrían sentido. </w:t>
+              <w:t xml:space="preserve">Mujer: pero la participación no depende únicamente de las instituciones. Sin la comunidad, esos espacios simplemente no tendrían sentido. </w:t>
             </w:r>
           </w:p>
           <w:p>
             <w:r>
-              <w:t>Hombre</w:t>
-            </w:r>
-            <w:r>
-              <w:t>: c</w:t>
-            </w:r>
-            <w:r>
-              <w:t xml:space="preserve">laro. Nadie conoce mejor las necesidades de una comunidad que las personas que viven en ella. Conocen de cerca las dificultades, entienden cómo afectan su vida diaria y pueden aportar soluciones desde su propia experiencia.  </w:t>
+              <w:t xml:space="preserve">Hombre: claro. Nadie conoce mejor las necesidades de una comunidad que las personas que viven en ella. Conocen de cerca las dificultades, entienden cómo afectan su vida diaria y pueden aportar soluciones desde su propia experiencia.  </w:t>
             </w:r>
           </w:p>
           <w:p>
             <w:r>
-              <w:t>Mujer</w:t>
-            </w:r>
-            <w:r>
-              <w:t>: p</w:t>
-            </w:r>
-            <w:r>
-              <w:t xml:space="preserve">or eso, cuando la comunidad participa, las decisiones dejan de construirse únicamente desde los escritorios y se acercan mucho más a la realidad de las personas. </w:t>
+              <w:t xml:space="preserve">Mujer: por eso, cuando la comunidad participa, las decisiones dejan de construirse únicamente desde los escritorios y se acercan mucho más a la realidad de las personas. </w:t>
             </w:r>
           </w:p>
           <w:p>
             <w:r>
-              <w:t>Hombre</w:t>
-            </w:r>
-            <w:r>
-              <w:t>: l</w:t>
-            </w:r>
-            <w:r>
-              <w:t xml:space="preserve">as mejores soluciones surgen cuando instituciones y comunidad trabajan juntas. Las instituciones aportan espacios, información y recursos para impulsar la participación. </w:t>
+              <w:t xml:space="preserve">Hombre: las mejores soluciones surgen cuando instituciones y comunidad trabajan juntas. Las instituciones aportan espacios, información y recursos para impulsar la participación. </w:t>
             </w:r>
           </w:p>
           <w:p>
             <w:r>
               <w:lastRenderedPageBreak/>
-              <w:t>Mujer</w:t>
-            </w:r>
-            <w:r>
-              <w:t>: y</w:t>
-            </w:r>
-            <w:r>
-              <w:t xml:space="preserve"> la comunidad aporta su experiencia, su conocimiento del territorio y su capacidad para identificar las necesidades más urgentes. </w:t>
+              <w:t xml:space="preserve">Mujer: y la comunidad aporta su experiencia, su conocimiento del territorio y su capacidad para identificar las necesidades más urgentes. </w:t>
             </w:r>
           </w:p>
           <w:p>
             <w:r>
-              <w:t>Hombre</w:t>
-            </w:r>
-            <w:r>
-              <w:t>: c</w:t>
-            </w:r>
-            <w:r>
-              <w:t xml:space="preserve">uando existe diálogo entre las instituciones y la comunidad, es mucho más fácil construir soluciones que respondan a situaciones reales y no a simples suposiciones. </w:t>
+              <w:t xml:space="preserve">Hombre: cuando existe diálogo entre las instituciones y la comunidad, es mucho más fácil construir soluciones que respondan a situaciones reales y no a simples suposiciones. </w:t>
             </w:r>
           </w:p>
           <w:p>
             <w:r>
-              <w:t>Mujer</w:t>
-            </w:r>
-            <w:r>
-              <w:t>: l</w:t>
-            </w:r>
-            <w:r>
-              <w:t xml:space="preserve">a información también juega un papel fundamental. Cuando las personas entienden lo que está pasando, se sienten más seguras para participar, hacer preguntas y compartir sus puntos de vista. </w:t>
+              <w:t xml:space="preserve">Mujer: la información también juega un papel fundamental. Cuando las personas entienden lo que está pasando, se sienten más seguras para participar, hacer preguntas y compartir sus puntos de vista. </w:t>
             </w:r>
           </w:p>
           <w:p>
             <w:r>
-              <w:t>Hombre</w:t>
-            </w:r>
-            <w:r>
-              <w:t>: p</w:t>
-            </w:r>
-            <w:r>
-              <w:t xml:space="preserve">ero para participar también hay que saber dónde hacerlo. Por eso es importante que las personas conozcan los espacios que existen para expresar sus opiniones y aportar ideas. </w:t>
+              <w:t xml:space="preserve">Hombre: pero para participar también hay que saber dónde hacerlo. Por eso es importante que las personas conozcan los espacios que existen para expresar sus opiniones y aportar ideas. </w:t>
             </w:r>
           </w:p>
           <w:p>
             <w:r>
-              <w:t>Mujer</w:t>
-            </w:r>
-            <w:r>
-              <w:t>: a</w:t>
-            </w:r>
-            <w:r>
-              <w:t xml:space="preserve">l final, la participación en salud no es responsabilidad exclusiva de las instituciones ni de la comunidad. Es un esfuerzo compartido. Porque cuando ambas trabajan en la misma dirección, las necesidades de las personas tienen más posibilidades de ser escuchadas y convertirse en acciones concretas. </w:t>
+              <w:t xml:space="preserve">Mujer: al final, la participación en salud no es responsabilidad exclusiva de las instituciones ni de la comunidad. Es un esfuerzo compartido. Porque cuando ambas trabajan en la misma dirección, las necesidades de las personas tienen más posibilidades de ser escuchadas y convertirse en acciones concretas. </w:t>
             </w:r>
           </w:p>
         </w:tc>
@@ -11206,10 +11098,10 @@
           <w:lang w:val="es-419" w:eastAsia="es-CO"/>
         </w:rPr>
         <w:drawing>
-          <wp:inline distT="0" distB="0" distL="0" distR="0" wp14:anchorId="164AA366" wp14:editId="7131FA13">
+          <wp:inline distT="0" distB="0" distL="0" distR="0" wp14:anchorId="2C5EE7E8" wp14:editId="2624DA36">
             <wp:extent cx="6332220" cy="3181350"/>
             <wp:effectExtent l="0" t="0" r="0" b="0"/>
-            <wp:docPr id="2" name="Gráfico 2" descr="Mapa conceptual titulado “Fundamentos normativos de la participación social en salud”. Presenta cinco ejes temáticos: marco normativo, participación social en salud, derecho fundamental a la salud, política de participación social, e implementación y fortalecimiento. Cada eje organiza subtemas que explican las normas, conceptos, principios, mecanismos y estrategias necesarias para comprender la intervención de la ciudadanía, las instituciones y la comunidad en la gestión pública. En síntesis, el mapa muestra que la participación social en salud requiere conocimiento normativo, formación ciudadana, corresponsabilidad y articulación territorial para fortalecer el derecho fundamental a la salud y el bienestar colectivo. "/>
+            <wp:docPr id="5" name="Gráfico 5" descr="mapa conceptual titulado “Fundamentos normativos de la participación social en salud”. Presenta cinco ejes temáticos: marco normativo, participación social en salud, derecho fundamental a la salud, política de participación social, e implementación y fortalecimiento. Cada eje organiza subtemas que explican las normas, conceptos, principios, mecanismos y estrategias necesarias para comprender la intervención de la ciudadanía, las instituciones y la comunidad en la gestión pública. En síntesis, el mapa muestra que la participación social en salud requiere conocimiento normativo, formación ciudadana, corresponsabilidad y articulación territorial para fortalecer el derecho fundamental a la salud y el bienestar colectivo. "/>
             <wp:cNvGraphicFramePr>
               <a:graphicFrameLocks xmlns:a="http://schemas.openxmlformats.org/drawingml/2006/main" noChangeAspect="1"/>
             </wp:cNvGraphicFramePr>
@@ -11217,7 +11109,7 @@
               <a:graphicData uri="http://schemas.openxmlformats.org/drawingml/2006/picture">
                 <pic:pic xmlns:pic="http://schemas.openxmlformats.org/drawingml/2006/picture">
                   <pic:nvPicPr>
-                    <pic:cNvPr id="2" name="Gráfico 2" descr="Mapa conceptual titulado “Fundamentos normativos de la participación social en salud”. Presenta cinco ejes temáticos: marco normativo, participación social en salud, derecho fundamental a la salud, política de participación social, e implementación y fortalecimiento. Cada eje organiza subtemas que explican las normas, conceptos, principios, mecanismos y estrategias necesarias para comprender la intervención de la ciudadanía, las instituciones y la comunidad en la gestión pública. En síntesis, el mapa muestra que la participación social en salud requiere conocimiento normativo, formación ciudadana, corresponsabilidad y articulación territorial para fortalecer el derecho fundamental a la salud y el bienestar colectivo. "/>
+                    <pic:cNvPr id="5" name="Gráfico 5" descr="mapa conceptual titulado “Fundamentos normativos de la participación social en salud”. Presenta cinco ejes temáticos: marco normativo, participación social en salud, derecho fundamental a la salud, política de participación social, e implementación y fortalecimiento. Cada eje organiza subtemas que explican las normas, conceptos, principios, mecanismos y estrategias necesarias para comprender la intervención de la ciudadanía, las instituciones y la comunidad en la gestión pública. En síntesis, el mapa muestra que la participación social en salud requiere conocimiento normativo, formación ciudadana, corresponsabilidad y articulación territorial para fortalecer el derecho fundamental a la salud y el bienestar colectivo. "/>
                     <pic:cNvPicPr/>
                   </pic:nvPicPr>
                   <pic:blipFill>
